--- a/QED Course/Lesson 69 Renormalization Group.docx
+++ b/QED Course/Lesson 69 Renormalization Group.docx
@@ -371,7 +371,7 @@
           </w:tcPr>
           <w:p>
             <w:r>
-              <w:t>Colour multiplicity (3 for quarks, 1 for leptons) and charge in units of e</w:t>
+              <w:t>Color multiplicity (3 for quarks, 1 for leptons) and charge in units of e</w:t>
             </w:r>
           </w:p>
         </w:tc>
@@ -2350,7 +2350,7 @@
           </w:tcPr>
           <w:p>
             <w:r>
-              <w:t>Derive Section 2.1's formula from Lesson 68's α_eff(Q²) = α/[1 − (α/3π)ln(Q²/m²)] by eliminating α in favour of α(μ).</w:t>
+              <w:t>Derive Section 2.1's formula from Lesson 68's α_eff(Q²) = α/[1 − (α/3π)ln(Q²/m²)] by eliminating α in favor of α(μ).</w:t>
             </w:r>
           </w:p>
         </w:tc>
